--- a/docs/saws-usa-letter-template.docx
+++ b/docs/saws-usa-letter-template.docx
@@ -41,6 +41,20 @@
           <w:bCs w:val="false"/>
           <w:caps w:val="false"/>
         </w:rPr>
+        <w:t xml:space="preserve">Attn: USA Requests</w:t>
+      </w:r>
+    </w:p>
+    <w:p>
+      <w:pPr>
+        <w:pStyle w:val="Normal (Web)"/>
+        <w:spacing w:after="0"/>
+      </w:pPr>
+      <w:r>
+        <w:rPr>
+          <w:b w:val="false"/>
+          <w:bCs w:val="false"/>
+          <w:caps w:val="false"/>
+        </w:rPr>
         <w:t xml:space="preserve">2800 US Hwy 281 North</w:t>
       </w:r>
     </w:p>
@@ -155,6 +169,20 @@
     <w:p>
       <w:pPr>
         <w:pStyle w:val="Normal (Web)"/>
+        <w:spacing w:after="160"/>
+      </w:pPr>
+      <w:r>
+        <w:rPr>
+          <w:b w:val="false"/>
+          <w:bCs w:val="false"/>
+          <w:caps w:val="false"/>
+        </w:rPr>
+        <w:t xml:space="preserve">This letter lists the general requirements necessary to obtain a Utility Service Agreement (USA) for water and sanitary sewer service for the above-referenced project, [   ].</w:t>
+      </w:r>
+    </w:p>
+    <w:p>
+      <w:pPr>
+        <w:pStyle w:val="Normal (Web)"/>
         <w:spacing w:after="240"/>
       </w:pPr>
       <w:r>
@@ -163,7 +191,7 @@
           <w:bCs w:val="false"/>
           <w:caps w:val="false"/>
         </w:rPr>
-        <w:t xml:space="preserve">This letter lists the general requirements necessary to obtain a Utility Service Agreement (USA) for water and sanitary sewer service for the above-referenced project, [   ].</w:t>
+        <w:t xml:space="preserve">A USA is required for this tract because it [   ] (select applicable: is over or involved with the Edwards Aquifer Recharge or Contributing Zone; is within the Camp Bullis Awareness Zone; is over 50 acres; involves SAWS oversize reimbursement; is outside SAWS’ certified service area; requires over 50 EDUs; requires a main extension of 300 linear feet or more; involves impact fee credits, pro-rata refund, or phased development).</w:t>
       </w:r>
     </w:p>
     <w:p>
@@ -354,7 +382,7 @@
           <w:bCs w:val="false"/>
           <w:caps w:val="false"/>
         </w:rPr>
-        <w:t xml:space="preserve">Attn.: [   ]</w:t>
+        <w:t xml:space="preserve">Attn.: [   ] (contact person who will sign the USA document)</w:t>
       </w:r>
     </w:p>
     <w:p>
@@ -389,7 +417,7 @@
         <w:t xml:space="preserve">Location Map — </w:t>
       </w:r>
       <w:r>
-        <w:t xml:space="preserve">The site is located within Ferguson Map Grid [   ] (see enclosed Vicinity Exhibit).</w:t>
+        <w:t xml:space="preserve">The site is located within Ferguson Map Grid [   ]. Tract boundaries are clearly outlined (see enclosed Vicinity Exhibit).</w:t>
       </w:r>
     </w:p>
     <w:p>
@@ -601,16 +629,16 @@
     <w:p>
       <w:pPr>
         <w:pStyle w:val="Normal (Web)"/>
-        <w:spacing w:after="0"/>
-        <w:ind w:left="1800"/>
-      </w:pPr>
-      <w:r>
-        <w:rPr>
-          <w:b w:val="false"/>
-          <w:bCs w:val="false"/>
-          <w:caps w:val="false"/>
-        </w:rPr>
-        <w:t xml:space="preserve">Residential: [   ] GPM (to be confirmed)</w:t>
+        <w:spacing w:after="60"/>
+        <w:ind w:left="1800"/>
+      </w:pPr>
+      <w:r>
+        <w:rPr>
+          <w:b w:val="false"/>
+          <w:bCs w:val="false"/>
+          <w:caps w:val="false"/>
+        </w:rPr>
+        <w:t xml:space="preserve">Per SAWS criteria: average house &lt;3,600 sq ft = 1,000 GPM; average house &gt;3,600 sq ft = 1,500 GPM; commercial = 2,000 GPM.</w:t>
       </w:r>
     </w:p>
     <w:p>
@@ -625,7 +653,7 @@
           <w:bCs w:val="false"/>
           <w:caps w:val="false"/>
         </w:rPr>
-        <w:t xml:space="preserve">Commercial: [   ] GPM (to be confirmed)</w:t>
+        <w:t xml:space="preserve">Required for this project: [   ] GPM ([   ] use type)</w:t>
       </w:r>
     </w:p>
     <w:p>
@@ -672,7 +700,7 @@
           <w:bCs w:val="false"/>
           <w:caps w:val="false"/>
         </w:rPr>
-        <w:t xml:space="preserve">Water service is proposed by connection to an existing [   ]" [   ] water main located within the [   ] right-of-way, constructed under SAWS Job No. [   ]. [   ] (Describe any required bores, crossings, or looping requirements.) Reference SAWS Water Block Map [   ], which is stamped "[   ]." (Please see enclosed SAWS Block Maps)</w:t>
+        <w:t xml:space="preserve">Water service is proposed by connection to an existing [   ]" [   ] water main located within the [   ] right-of-way, constructed under SAWS Job No. [   ]. Point(s) of connection: [   ]. [   ] (Describe any required bores, crossings, or looping requirements.) Reference SAWS Water Block Map [   ], which is stamped "[   ]." (Please see enclosed SAWS Block Maps)</w:t>
       </w:r>
     </w:p>
     <w:p>
@@ -702,7 +730,7 @@
           <w:bCs w:val="false"/>
           <w:caps w:val="false"/>
         </w:rPr>
-        <w:t xml:space="preserve">Sanitary sewer service is proposed by connection to an existing [   ]" [   ] sanitary sewer main located within the [   ] right-of-way, constructed under SAWS Job No. [   ]. [   ] (Describe any required bores, crossings, or off-site extensions.) Reference SAWS Sewer Block Map [   ], which is stamped "[   ]." (Please see enclosed SAWS Block Maps)</w:t>
+        <w:t xml:space="preserve">Sanitary sewer service is proposed by connection to an existing [   ]" [   ] sanitary sewer main located within the [   ] right-of-way, constructed under SAWS Job No. [   ]. Point(s) of connection: [   ]. Proposed slope: [   ]%. [   ] (Describe any required bores, crossings, or off-site extensions.) Reference SAWS Sewer Block Map [   ], which is stamped "[   ]." (Please see enclosed SAWS Block Maps)</w:t>
       </w:r>
     </w:p>
     <w:p>
@@ -781,7 +809,7 @@
           <w:bCs w:val="false"/>
           <w:caps w:val="false"/>
         </w:rPr>
-        <w:t xml:space="preserve">(General Warranty Deed dated [   ], from [   ], Grantor, to [   ], Grantee, recorded as Document No. [   ], Official Public Records of Bexar County, Texas — see enclosed General Warranty Deed.)</w:t>
+        <w:t xml:space="preserve">([   ] (General Warranty Deed / Contract for Purchase / Earnest Money Contract) dated [   ], from [   ], Grantor, to [   ], Grantee, recorded as Document No. [   ], Official Public Records of Bexar County, Texas — see enclosed proof of ownership.)</w:t>
       </w:r>
     </w:p>
     <w:p>
@@ -927,6 +955,21 @@
           <w:bCs w:val="false"/>
           <w:caps w:val="false"/>
         </w:rPr>
+        <w:t xml:space="preserve">Cover Sheet ("USA Request" and Project Name)</w:t>
+      </w:r>
+    </w:p>
+    <w:p>
+      <w:pPr>
+        <w:pStyle w:val="Normal (Web)"/>
+        <w:spacing w:after="0"/>
+        <w:ind w:left="360"/>
+      </w:pPr>
+      <w:r>
+        <w:rPr>
+          <w:b w:val="false"/>
+          <w:bCs w:val="false"/>
+          <w:caps w:val="false"/>
+        </w:rPr>
         <w:t xml:space="preserve">Vicinity Exhibit</w:t>
       </w:r>
     </w:p>
@@ -987,7 +1030,7 @@
           <w:bCs w:val="false"/>
           <w:caps w:val="false"/>
         </w:rPr>
-        <w:t xml:space="preserve">General Warranty Deed</w:t>
+        <w:t xml:space="preserve">Proof of Ownership (deed / contract)</w:t>
       </w:r>
     </w:p>
     <w:sectPr>
